--- a/ethics/hrec-narrative.docx
+++ b/ethics/hrec-narrative.docx
@@ -25,7 +25,7 @@
         <w:t xml:space="preserve"> </w:t>
       </w:r>
       <w:r>
-        <w:t xml:space="preserve">Closing the AI Literacy Gap: Scaffolding Equitable Participation in AI-Integrated Assessment</w:t>
+        <w:t xml:space="preserve">Scaffolding AI Interaction: A Low-Cost Intervention for Equitable Student Engagement</w:t>
       </w:r>
     </w:p>
     <w:p>

--- a/ethics/hrec-narrative.docx
+++ b/ethics/hrec-narrative.docx
@@ -67,7 +67,7 @@
         </w:numPr>
       </w:pPr>
       <w:r>
-        <w:t xml:space="preserve">Dr Marcela Moraes (SoMM) - confirmation pending</w:t>
+        <w:t xml:space="preserve">Marcela Moraes (SoMM)</w:t>
       </w:r>
     </w:p>
     <w:p>
@@ -79,7 +79,19 @@
         </w:numPr>
       </w:pPr>
       <w:r>
-        <w:t xml:space="preserve">Dr Torsten Reiners (SoMM) - confirmation pending</w:t>
+        <w:t xml:space="preserve">Torsten Reiners (SoMM)</w:t>
+      </w:r>
+    </w:p>
+    <w:p>
+      <w:pPr>
+        <w:pStyle w:val="Compact"/>
+        <w:numPr>
+          <w:ilvl w:val="0"/>
+          <w:numId w:val="1001"/>
+        </w:numPr>
+      </w:pPr>
+      <w:r>
+        <w:t xml:space="preserve">Renee Ralph (SoMM)</w:t>
       </w:r>
     </w:p>
     <w:p>
@@ -131,6 +143,18 @@
       </w:r>
     </w:p>
     <w:p>
+      <w:pPr>
+        <w:pStyle w:val="Compact"/>
+        <w:numPr>
+          <w:ilvl w:val="0"/>
+          <w:numId w:val="1002"/>
+        </w:numPr>
+      </w:pPr>
+      <w:r>
+        <w:t xml:space="preserve">MGMT3014 Strategic Rewards and Performance Management (~800-1000 students)</w:t>
+      </w:r>
+    </w:p>
+    <w:p>
       <w:r>
         <w:pict>
           <v:rect style="width:0;height:1.5pt" o:hralign="center" o:hrstd="t" o:hr="t"/>
@@ -329,7 +353,7 @@
         <w:t xml:space="preserve"> </w:t>
       </w:r>
       <w:r>
-        <w:t xml:space="preserve">Combined enrolment ~300 students across three units; estimated 100-200 voluntary participants. Power analysis to be finalised once participation rates are confirmed.</w:t>
+        <w:t xml:space="preserve">Four units with combined enrolment of over 1,000 students; 20-30 students selected per unit, yielding approximately 80-120 participants. Power analysis to be finalised once participation rates are confirmed.</w:t>
       </w:r>
     </w:p>
     <w:p>
